--- a/Анализ_Артериальная_гипертония.docx
+++ b/Анализ_Артериальная_гипертония.docx
@@ -2588,7 +2588,7 @@
                 <w:b w:val="0"/>
                 <w:sz w:val="17"/>
               </w:rPr>
-              <w:t>ХСНнФВ (отрицательная инотропия!), БСА-блокады</w:t>
+              <w:t>ХСНнФВ (отрицательная инотропия!), АВ-блокады</w:t>
             </w:r>
           </w:p>
         </w:tc>
@@ -3306,7 +3306,7 @@
                 <w:b w:val="0"/>
                 <w:sz w:val="17"/>
               </w:rPr>
-              <w:t>БСА, тяжёлая брадикардия, астма (кардиоселективные — с осторожностью), феохромоцитома без α-блокады</w:t>
+              <w:t>АВ-блокада, тяжёлая брадикардия, астма (кардиоселективные — с осторожностью), феохромоцитома без α-блокады</w:t>
             </w:r>
           </w:p>
         </w:tc>
@@ -4858,7 +4858,7 @@
                 <w:b w:val="0"/>
                 <w:sz w:val="17"/>
               </w:rPr>
-              <w:t>Малые дозы SPC (иАПФ/БРА+АК), титрация медленно, контроль ортostaza</w:t>
+              <w:t>Малые дозы SPC (иАПФ/БРА+АК), титрация медленно, контроль ортостаза</w:t>
             </w:r>
           </w:p>
         </w:tc>
@@ -6566,7 +6566,7 @@
         <w:rPr>
           <w:sz w:val="20"/>
         </w:rPr>
-        <w:t>Ловушка №2 — недооценка приверженности: до 50 % «резистентных» не принимают препараты; решение — фиксированные комбинации (одна таблетка), упрощение схемы, zilебесиран в будущем.</w:t>
+        <w:t>Ловушка №2 — недооценка приверженности: до 50 % «резистентных» не принимают препараты; решение — фиксированные комбинации (одна таблетка), упрощение схемы, зилебесиран в будущем.</w:t>
       </w:r>
     </w:p>
     <w:p>

--- a/Анализ_Артериальная_гипертония.docx
+++ b/Анализ_Артериальная_гипертония.docx
@@ -2588,7 +2588,7 @@
                 <w:b w:val="0"/>
                 <w:sz w:val="17"/>
               </w:rPr>
-              <w:t>ХСНнФВ (отрицательная инотропия!), АВ-блокады</w:t>
+              <w:t>ХСНнФВ (отрицательная инотропия!), БСА-блокады</w:t>
             </w:r>
           </w:p>
         </w:tc>
@@ -3306,7 +3306,7 @@
                 <w:b w:val="0"/>
                 <w:sz w:val="17"/>
               </w:rPr>
-              <w:t>АВ-блокада, тяжёлая брадикардия, астма (кардиоселективные — с осторожностью), феохромоцитома без α-блокады</w:t>
+              <w:t>БСА, тяжёлая брадикардия, астма (кардиоселективные — с осторожностью), феохромоцитома без α-блокады</w:t>
             </w:r>
           </w:p>
         </w:tc>
@@ -4858,7 +4858,7 @@
                 <w:b w:val="0"/>
                 <w:sz w:val="17"/>
               </w:rPr>
-              <w:t>Малые дозы SPC (иАПФ/БРА+АК), титрация медленно, контроль ортостаза</w:t>
+              <w:t>Малые дозы SPC (иАПФ/БРА+АК), титрация медленно, контроль ортostaza</w:t>
             </w:r>
           </w:p>
         </w:tc>
@@ -6566,7 +6566,7 @@
         <w:rPr>
           <w:sz w:val="20"/>
         </w:rPr>
-        <w:t>Ловушка №2 — недооценка приверженности: до 50 % «резистентных» не принимают препараты; решение — фиксированные комбинации (одна таблетка), упрощение схемы, зилебесиран в будущем.</w:t>
+        <w:t>Ловушка №2 — недооценка приверженности: до 50 % «резистентных» не принимают препараты; решение — фиксированные комбинации (одна таблетка), упрощение схемы, zilебесиран в будущем.</w:t>
       </w:r>
     </w:p>
     <w:p>
